--- a/docs/demo/AUDIT_REPORT.docx
+++ b/docs/demo/AUDIT_REPORT.docx
@@ -246,7 +246,7 @@
                 <w:i w:val="0"/>
                 <w:sz w:val="18"/>
               </w:rPr>
-              <w:t xml:space="preserve"> · 86.0 s · 1920x1080 · 30 fps · silent</w:t>
+              <w:t xml:space="preserve"> · 88.8 s · 1920x1080 · 30 fps · silent</w:t>
             </w:r>
           </w:p>
         </w:tc>
@@ -288,7 +288,7 @@
                 <w:i w:val="0"/>
                 <w:sz w:val="18"/>
               </w:rPr>
-              <w:t>2026-10-14 14:41</w:t>
+              <w:t>2026-10-14 18:55</w:t>
             </w:r>
           </w:p>
         </w:tc>
@@ -328,7 +328,7 @@
                 <w:i w:val="0"/>
                 <w:sz w:val="18"/>
               </w:rPr>
-              <w:t>49 pass · 0 fail · 1 manual (of 50 figures)</w:t>
+              <w:t>51 pass · 0 fail · 1 manual (of 52 figures)</w:t>
             </w:r>
           </w:p>
         </w:tc>
@@ -1701,7 +1701,7 @@
                 <w:i w:val="0"/>
                 <w:sz w:val="14"/>
               </w:rPr>
-              <w:t>3 systems joined in SQL · stock costs 25% a year</w:t>
+              <w:t>3 systems joined in SQL · holding stock costs 25% a year</w:t>
             </w:r>
           </w:p>
         </w:tc>
@@ -3301,7 +3301,7 @@
                 <w:i w:val="0"/>
                 <w:sz w:val="14"/>
               </w:rPr>
-              <w:t>The top accuracy score picked a costlier model</w:t>
+              <w:t>The accuracy leader costs the most.</w:t>
             </w:r>
           </w:p>
         </w:tc>
@@ -3320,7 +3320,7 @@
                 <w:i w:val="0"/>
                 <w:sz w:val="14"/>
               </w:rPr>
-              <w:t>04, 09</w:t>
+              <w:t>09</w:t>
             </w:r>
           </w:p>
         </w:tc>
@@ -7619,7 +7619,7 @@
                 <w:i w:val="0"/>
                 <w:sz w:val="14"/>
               </w:rPr>
-              <w:t>123,907 · 124,338 · 129,047 · 136,464</w:t>
+              <w:t>123,907 · 129,047 · 136,464</w:t>
             </w:r>
           </w:p>
         </w:tc>
@@ -7781,7 +7781,7 @@
                 <w:i w:val="0"/>
                 <w:sz w:val="14"/>
               </w:rPr>
-              <w:t>0.118 · 0.120 · 0.121 · 0.214</w:t>
+              <w:t>0.214 · 0.121 · 0.118</w:t>
             </w:r>
           </w:p>
         </w:tc>
@@ -7939,7 +7939,7 @@
                 <w:i w:val="0"/>
                 <w:sz w:val="14"/>
               </w:rPr>
-              <w:t>826 / 829 / 860 / 910 px</w:t>
+              <w:t>189 / 106 / 104 px · 195 / 203 / 214 px</w:t>
             </w:r>
           </w:p>
         </w:tc>
@@ -8020,7 +8020,7 @@
                 <w:i w:val="0"/>
                 <w:sz w:val="14"/>
               </w:rPr>
-              <w:t>round(cost / 150)</w:t>
+              <w:t>round(acc x 880); round(cost x 220 / 140,000)</w:t>
             </w:r>
           </w:p>
         </w:tc>
@@ -8101,7 +8101,7 @@
                 <w:i w:val="0"/>
                 <w:sz w:val="14"/>
               </w:rPr>
-              <w:t>One Tweedie model tied it; it stays only because P(order) is a number a rep can act on</w:t>
+              <w:t>orders 14% too little in total</w:t>
             </w:r>
           </w:p>
         </w:tc>
@@ -8140,7 +8140,7 @@
                 <w:i w:val="0"/>
                 <w:sz w:val="11"/>
               </w:rPr>
-              <w:t>README 'The result' point 3</w:t>
+              <w:t>outputs/accuracy.csv</w:t>
             </w:r>
           </w:p>
         </w:tc>
@@ -8159,7 +8159,7 @@
                 <w:i w:val="0"/>
                 <w:sz w:val="14"/>
               </w:rPr>
-              <w:t>README</w:t>
+              <w:t>horizon=1, method=lgbm_point, bias_pair = -0.1406</w:t>
             </w:r>
           </w:p>
         </w:tc>
@@ -8178,13 +8178,176 @@
                 <w:i w:val="0"/>
                 <w:sz w:val="14"/>
               </w:rPr>
+              <w:t>bias = (sum forecast - sum actual) / sum actual (metrics.bias); -0.1406 shown as 14% too little</w:t>
+            </w:r>
+          </w:p>
+        </w:tc>
+        <w:tc>
+          <w:tcPr>
+            <w:tcW w:type="dxa" w:w="850"/>
+          </w:tcPr>
+          <w:p>
+            <w:pPr>
+              <w:spacing w:after="0"/>
+            </w:pPr>
+            <w:r/>
+            <w:r>
+              <w:rPr>
+                <w:b w:val="0"/>
+                <w:i w:val="0"/>
+                <w:sz w:val="14"/>
+              </w:rPr>
+              <w:t>derived</w:t>
+            </w:r>
+          </w:p>
+        </w:tc>
+        <w:tc>
+          <w:tcPr>
+            <w:tcW w:type="dxa" w:w="1361"/>
+          </w:tcPr>
+          <w:p>
+            <w:pPr>
+              <w:spacing w:after="0"/>
+            </w:pPr>
+            <w:r/>
+            <w:r>
+              <w:rPr>
+                <w:b w:val="0"/>
+                <w:i w:val="0"/>
+                <w:sz w:val="14"/>
+              </w:rPr>
+              <w:t>✓ verified</w:t>
+            </w:r>
+          </w:p>
+        </w:tc>
+      </w:tr>
+      <w:tr>
+        <w:tc>
+          <w:tcPr>
+            <w:tcW w:type="dxa" w:w="567"/>
+            <w:shd w:val="clear" w:color="auto" w:fill="F3F4F6"/>
+          </w:tcPr>
+          <w:p>
+            <w:pPr>
+              <w:spacing w:after="0"/>
+            </w:pPr>
+            <w:r/>
+            <w:r>
+              <w:rPr>
+                <w:rFonts w:ascii="JetBrains Mono" w:hAnsi="JetBrains Mono" w:eastAsia="JetBrains Mono"/>
+                <w:b w:val="0"/>
+                <w:i w:val="0"/>
+                <w:sz w:val="11"/>
+              </w:rPr>
+              <w:t>F-51</w:t>
+            </w:r>
+          </w:p>
+        </w:tc>
+        <w:tc>
+          <w:tcPr>
+            <w:tcW w:type="dxa" w:w="1474"/>
+            <w:shd w:val="clear" w:color="auto" w:fill="F3F4F6"/>
+          </w:tcPr>
+          <w:p>
+            <w:pPr>
+              <w:spacing w:after="0"/>
+            </w:pPr>
+            <w:r/>
+            <w:r>
+              <w:rPr>
+                <w:b w:val="0"/>
+                <w:i w:val="0"/>
+                <w:sz w:val="14"/>
+              </w:rPr>
+              <w:t>The code gives each forecast the buffer that fills 98%, then compares cost.</w:t>
+            </w:r>
+          </w:p>
+        </w:tc>
+        <w:tc>
+          <w:tcPr>
+            <w:tcW w:type="dxa" w:w="624"/>
+            <w:shd w:val="clear" w:color="auto" w:fill="F3F4F6"/>
+          </w:tcPr>
+          <w:p>
+            <w:pPr>
+              <w:spacing w:after="0"/>
+            </w:pPr>
+            <w:r/>
+            <w:r>
+              <w:rPr>
+                <w:b w:val="0"/>
+                <w:i w:val="0"/>
+                <w:sz w:val="14"/>
+              </w:rPr>
+              <w:t>09</w:t>
+            </w:r>
+          </w:p>
+        </w:tc>
+        <w:tc>
+          <w:tcPr>
+            <w:tcW w:type="dxa" w:w="1701"/>
+            <w:shd w:val="clear" w:color="auto" w:fill="F3F4F6"/>
+          </w:tcPr>
+          <w:p>
+            <w:pPr>
+              <w:spacing w:after="0"/>
+            </w:pPr>
+            <w:r/>
+            <w:r>
+              <w:rPr>
+                <w:rFonts w:ascii="JetBrains Mono" w:hAnsi="JetBrains Mono" w:eastAsia="JetBrains Mono"/>
+                <w:b w:val="0"/>
+                <w:i w:val="0"/>
+                <w:sz w:val="11"/>
+              </w:rPr>
+              <w:t>src/order_forecast/inventory.py (z_for_fill_rate); src/order_forecast/evaluate.py (inventory_table, holding_cost_matched_fill); config.py TARGET_FILL_RATE; tests/test_inventory.py::test_matched_z_reaches_the_target_fill_rate; docs/adr/0001</w:t>
+            </w:r>
+          </w:p>
+        </w:tc>
+        <w:tc>
+          <w:tcPr>
+            <w:tcW w:type="dxa" w:w="1644"/>
+            <w:shd w:val="clear" w:color="auto" w:fill="F3F4F6"/>
+          </w:tcPr>
+          <w:p>
+            <w:pPr>
+              <w:spacing w:after="0"/>
+            </w:pPr>
+            <w:r/>
+            <w:r>
+              <w:rPr>
+                <w:b w:val="0"/>
+                <w:i w:val="0"/>
+                <w:sz w:val="14"/>
+              </w:rPr>
               <w:t>-</w:t>
             </w:r>
           </w:p>
         </w:tc>
         <w:tc>
           <w:tcPr>
+            <w:tcW w:type="dxa" w:w="1644"/>
+            <w:shd w:val="clear" w:color="auto" w:fill="F3F4F6"/>
+          </w:tcPr>
+          <w:p>
+            <w:pPr>
+              <w:spacing w:after="0"/>
+            </w:pPr>
+            <w:r/>
+            <w:r>
+              <w:rPr>
+                <w:b w:val="0"/>
+                <w:i w:val="0"/>
+                <w:sz w:val="14"/>
+              </w:rPr>
+              <w:t>-</w:t>
+            </w:r>
+          </w:p>
+        </w:tc>
+        <w:tc>
+          <w:tcPr>
             <w:tcW w:type="dxa" w:w="850"/>
+            <w:shd w:val="clear" w:color="auto" w:fill="F3F4F6"/>
           </w:tcPr>
           <w:p>
             <w:pPr>
@@ -8198,6 +8361,163 @@
                 <w:sz w:val="14"/>
               </w:rPr>
               <w:t>direct</w:t>
+            </w:r>
+          </w:p>
+        </w:tc>
+        <w:tc>
+          <w:tcPr>
+            <w:tcW w:type="dxa" w:w="1361"/>
+            <w:shd w:val="clear" w:color="auto" w:fill="F3F4F6"/>
+          </w:tcPr>
+          <w:p>
+            <w:pPr>
+              <w:spacing w:after="0"/>
+            </w:pPr>
+            <w:r/>
+            <w:r>
+              <w:rPr>
+                <w:b w:val="0"/>
+                <w:i w:val="0"/>
+                <w:sz w:val="14"/>
+              </w:rPr>
+              <w:t>✓ verified</w:t>
+            </w:r>
+          </w:p>
+        </w:tc>
+      </w:tr>
+      <w:tr>
+        <w:tc>
+          <w:tcPr>
+            <w:tcW w:type="dxa" w:w="567"/>
+          </w:tcPr>
+          <w:p>
+            <w:pPr>
+              <w:spacing w:after="0"/>
+            </w:pPr>
+            <w:r/>
+            <w:r>
+              <w:rPr>
+                <w:rFonts w:ascii="JetBrains Mono" w:hAnsi="JetBrains Mono" w:eastAsia="JetBrains Mono"/>
+                <w:b w:val="0"/>
+                <w:i w:val="0"/>
+                <w:sz w:val="11"/>
+              </w:rPr>
+              <w:t>F-52</w:t>
+            </w:r>
+          </w:p>
+        </w:tc>
+        <w:tc>
+          <w:tcPr>
+            <w:tcW w:type="dxa" w:w="1474"/>
+          </w:tcPr>
+          <w:p>
+            <w:pPr>
+              <w:spacing w:after="0"/>
+            </w:pPr>
+            <w:r/>
+            <w:r>
+              <w:rPr>
+                <w:b w:val="0"/>
+                <w:i w:val="0"/>
+                <w:sz w:val="14"/>
+              </w:rPr>
+              <w:t>129,047 vs ETS (smoothed history) 242,371 · −46.8%</w:t>
+            </w:r>
+          </w:p>
+        </w:tc>
+        <w:tc>
+          <w:tcPr>
+            <w:tcW w:type="dxa" w:w="624"/>
+          </w:tcPr>
+          <w:p>
+            <w:pPr>
+              <w:spacing w:after="0"/>
+            </w:pPr>
+            <w:r/>
+            <w:r>
+              <w:rPr>
+                <w:b w:val="0"/>
+                <w:i w:val="0"/>
+                <w:sz w:val="14"/>
+              </w:rPr>
+              <w:t>09</w:t>
+            </w:r>
+          </w:p>
+        </w:tc>
+        <w:tc>
+          <w:tcPr>
+            <w:tcW w:type="dxa" w:w="1701"/>
+          </w:tcPr>
+          <w:p>
+            <w:pPr>
+              <w:spacing w:after="0"/>
+            </w:pPr>
+            <w:r/>
+            <w:r>
+              <w:rPr>
+                <w:rFonts w:ascii="JetBrains Mono" w:hAnsi="JetBrains Mono" w:eastAsia="JetBrains Mono"/>
+                <w:b w:val="0"/>
+                <w:i w:val="0"/>
+                <w:sz w:val="11"/>
+              </w:rPr>
+              <w:t>outputs/inventory.csv</w:t>
+            </w:r>
+          </w:p>
+        </w:tc>
+        <w:tc>
+          <w:tcPr>
+            <w:tcW w:type="dxa" w:w="1644"/>
+          </w:tcPr>
+          <w:p>
+            <w:pPr>
+              <w:spacing w:after="0"/>
+            </w:pPr>
+            <w:r/>
+            <w:r>
+              <w:rPr>
+                <w:b w:val="0"/>
+                <w:i w:val="0"/>
+                <w:sz w:val="14"/>
+              </w:rPr>
+              <w:t>holding_cost_matched_fill</w:t>
+            </w:r>
+          </w:p>
+        </w:tc>
+        <w:tc>
+          <w:tcPr>
+            <w:tcW w:type="dxa" w:w="1644"/>
+          </w:tcPr>
+          <w:p>
+            <w:pPr>
+              <w:spacing w:after="0"/>
+            </w:pPr>
+            <w:r/>
+            <w:r>
+              <w:rPr>
+                <w:b w:val="0"/>
+                <w:i w:val="0"/>
+                <w:sz w:val="14"/>
+              </w:rPr>
+              <w:t>(129,047 - 242,371) / 242,371 x 100 = -46.76%</w:t>
+            </w:r>
+          </w:p>
+        </w:tc>
+        <w:tc>
+          <w:tcPr>
+            <w:tcW w:type="dxa" w:w="850"/>
+          </w:tcPr>
+          <w:p>
+            <w:pPr>
+              <w:spacing w:after="0"/>
+            </w:pPr>
+            <w:r/>
+            <w:r>
+              <w:rPr>
+                <w:b w:val="0"/>
+                <w:i w:val="0"/>
+                <w:sz w:val="14"/>
+              </w:rPr>
+              <w:t>derived</w:t>
             </w:r>
           </w:p>
         </w:tc>
@@ -8716,7 +9036,7 @@
         <w:pStyle w:val="Heading2"/>
       </w:pPr>
       <w:r>
-        <w:t>2. Automated check run (2026-10-14 14:41)</w:t>
+        <w:t>2. Automated check run (2026-10-14 18:55)</w:t>
       </w:r>
     </w:p>
     <w:tbl>
@@ -12428,7 +12748,7 @@
                 <w:i w:val="0"/>
                 <w:sz w:val="12"/>
               </w:rPr>
-              <w:t>123,907 · 124,338 · 129,047 · 136,464</w:t>
+              <w:t>123,907 · 129,047 · 136,464</w:t>
             </w:r>
           </w:p>
         </w:tc>
@@ -12449,7 +12769,7 @@
                 <w:i w:val="0"/>
                 <w:sz w:val="12"/>
               </w:rPr>
-              <w:t>123,907 · 124,338 · 129,047 · 136,464</w:t>
+              <w:t>123,907 · 129,047 · 136,464</w:t>
             </w:r>
           </w:p>
         </w:tc>
@@ -12511,7 +12831,7 @@
                 <w:i w:val="0"/>
                 <w:sz w:val="12"/>
               </w:rPr>
-              <w:t>0.118 · 0.120 · 0.121 · 0.214</w:t>
+              <w:t>0.214 · 0.121 · 0.118</w:t>
             </w:r>
           </w:p>
         </w:tc>
@@ -12531,7 +12851,7 @@
                 <w:i w:val="0"/>
                 <w:sz w:val="12"/>
               </w:rPr>
-              <w:t>0.118 · 0.120 · 0.121 · 0.214</w:t>
+              <w:t>0.214 · 0.121 · 0.118</w:t>
             </w:r>
           </w:p>
         </w:tc>
@@ -12677,6 +12997,89 @@
                 <w:i w:val="0"/>
                 <w:sz w:val="12"/>
               </w:rPr>
+              <w:t>14%</w:t>
+            </w:r>
+          </w:p>
+        </w:tc>
+        <w:tc>
+          <w:tcPr>
+            <w:tcW w:type="dxa" w:w="3628"/>
+          </w:tcPr>
+          <w:p>
+            <w:pPr>
+              <w:spacing w:after="0"/>
+            </w:pPr>
+            <w:r/>
+            <w:r>
+              <w:rPr>
+                <w:rFonts w:ascii="JetBrains Mono" w:hAnsi="JetBrains Mono" w:eastAsia="JetBrains Mono"/>
+                <w:b w:val="0"/>
+                <w:i w:val="0"/>
+                <w:sz w:val="12"/>
+              </w:rPr>
+              <w:t>14%</w:t>
+            </w:r>
+          </w:p>
+        </w:tc>
+        <w:tc>
+          <w:tcPr>
+            <w:tcW w:type="dxa" w:w="1814"/>
+          </w:tcPr>
+          <w:p>
+            <w:pPr>
+              <w:spacing w:after="0"/>
+            </w:pPr>
+            <w:r/>
+            <w:r>
+              <w:rPr>
+                <w:b w:val="0"/>
+                <w:i w:val="0"/>
+                <w:sz w:val="15"/>
+              </w:rPr>
+              <w:t>✓ pass</w:t>
+            </w:r>
+          </w:p>
+        </w:tc>
+      </w:tr>
+      <w:tr>
+        <w:tc>
+          <w:tcPr>
+            <w:tcW w:type="dxa" w:w="794"/>
+            <w:shd w:val="clear" w:color="auto" w:fill="F3F4F6"/>
+          </w:tcPr>
+          <w:p>
+            <w:pPr>
+              <w:spacing w:after="0"/>
+            </w:pPr>
+            <w:r/>
+            <w:r>
+              <w:rPr>
+                <w:rFonts w:ascii="JetBrains Mono" w:hAnsi="JetBrains Mono" w:eastAsia="JetBrains Mono"/>
+                <w:b w:val="0"/>
+                <w:i w:val="0"/>
+                <w:sz w:val="12"/>
+              </w:rPr>
+              <w:t>F-51</w:t>
+            </w:r>
+          </w:p>
+        </w:tc>
+        <w:tc>
+          <w:tcPr>
+            <w:tcW w:type="dxa" w:w="3628"/>
+            <w:shd w:val="clear" w:color="auto" w:fill="F3F4F6"/>
+          </w:tcPr>
+          <w:p>
+            <w:pPr>
+              <w:spacing w:after="0"/>
+            </w:pPr>
+            <w:r/>
+            <w:r>
+              <w:rPr>
+                <w:rFonts w:ascii="JetBrains Mono" w:hAnsi="JetBrains Mono" w:eastAsia="JetBrains Mono"/>
+                <w:b w:val="0"/>
+                <w:i w:val="0"/>
+                <w:sz w:val="12"/>
+              </w:rPr>
               <w:t>true</w:t>
             </w:r>
           </w:p>
@@ -12684,6 +13087,7 @@
         <w:tc>
           <w:tcPr>
             <w:tcW w:type="dxa" w:w="3628"/>
+            <w:shd w:val="clear" w:color="auto" w:fill="F3F4F6"/>
           </w:tcPr>
           <w:p>
             <w:pPr>
@@ -12698,6 +13102,88 @@
                 <w:sz w:val="12"/>
               </w:rPr>
               <w:t>true</w:t>
+            </w:r>
+          </w:p>
+        </w:tc>
+        <w:tc>
+          <w:tcPr>
+            <w:tcW w:type="dxa" w:w="1814"/>
+            <w:shd w:val="clear" w:color="auto" w:fill="F3F4F6"/>
+          </w:tcPr>
+          <w:p>
+            <w:pPr>
+              <w:spacing w:after="0"/>
+            </w:pPr>
+            <w:r/>
+            <w:r>
+              <w:rPr>
+                <w:b w:val="0"/>
+                <w:i w:val="0"/>
+                <w:sz w:val="15"/>
+              </w:rPr>
+              <w:t>✓ pass</w:t>
+            </w:r>
+          </w:p>
+        </w:tc>
+      </w:tr>
+      <w:tr>
+        <w:tc>
+          <w:tcPr>
+            <w:tcW w:type="dxa" w:w="794"/>
+          </w:tcPr>
+          <w:p>
+            <w:pPr>
+              <w:spacing w:after="0"/>
+            </w:pPr>
+            <w:r/>
+            <w:r>
+              <w:rPr>
+                <w:rFonts w:ascii="JetBrains Mono" w:hAnsi="JetBrains Mono" w:eastAsia="JetBrains Mono"/>
+                <w:b w:val="0"/>
+                <w:i w:val="0"/>
+                <w:sz w:val="12"/>
+              </w:rPr>
+              <w:t>F-52</w:t>
+            </w:r>
+          </w:p>
+        </w:tc>
+        <w:tc>
+          <w:tcPr>
+            <w:tcW w:type="dxa" w:w="3628"/>
+          </w:tcPr>
+          <w:p>
+            <w:pPr>
+              <w:spacing w:after="0"/>
+            </w:pPr>
+            <w:r/>
+            <w:r>
+              <w:rPr>
+                <w:rFonts w:ascii="JetBrains Mono" w:hAnsi="JetBrains Mono" w:eastAsia="JetBrains Mono"/>
+                <w:b w:val="0"/>
+                <w:i w:val="0"/>
+                <w:sz w:val="12"/>
+              </w:rPr>
+              <w:t>129,047 · 242,371 · -46.8%</w:t>
+            </w:r>
+          </w:p>
+        </w:tc>
+        <w:tc>
+          <w:tcPr>
+            <w:tcW w:type="dxa" w:w="3628"/>
+          </w:tcPr>
+          <w:p>
+            <w:pPr>
+              <w:spacing w:after="0"/>
+            </w:pPr>
+            <w:r/>
+            <w:r>
+              <w:rPr>
+                <w:rFonts w:ascii="JetBrains Mono" w:hAnsi="JetBrains Mono" w:eastAsia="JetBrains Mono"/>
+                <w:b w:val="0"/>
+                <w:i w:val="0"/>
+                <w:sz w:val="12"/>
+              </w:rPr>
+              <w:t>129,047 · 242,371 · -46.8%</w:t>
             </w:r>
           </w:p>
         </w:tc>
@@ -14253,6 +14739,21 @@
           <w:sz w:val="18"/>
         </w:rPr>
         <w:t>Every Friday, someone decides how much stock to buy.</w:t>
+      </w:r>
+    </w:p>
+    <w:p>
+      <w:pPr>
+        <w:spacing w:after="20"/>
+        <w:ind w:left="283"/>
+      </w:pPr>
+      <w:r>
+        <w:rPr>
+          <w:b w:val="0"/>
+          <w:i w:val="0"/>
+          <w:color w:val="4B5563"/>
+          <w:sz w:val="18"/>
+        </w:rPr>
+        <w:t>Who orders stock for many customers every week, and the four problems they run into.</w:t>
       </w:r>
     </w:p>
     <w:p>
@@ -14866,6 +15367,21 @@
           <w:color w:val="4B5563"/>
           <w:sz w:val="18"/>
         </w:rPr>
+        <w:t>The project in one line: forecast every customer's weekly order for every product.</w:t>
+      </w:r>
+    </w:p>
+    <w:p>
+      <w:pPr>
+        <w:spacing w:after="20"/>
+        <w:ind w:left="283"/>
+      </w:pPr>
+      <w:r>
+        <w:rPr>
+          <w:b w:val="0"/>
+          <w:i w:val="0"/>
+          <w:color w:val="4B5563"/>
+          <w:sz w:val="18"/>
+        </w:rPr>
         <w:t>400 customers × 150 SKUs. 8,955 customer-SKU lines. Weekly, two weeks out.</w:t>
       </w:r>
     </w:p>
@@ -14881,7 +15397,22 @@
           <w:color w:val="4B5563"/>
           <w:sz w:val="18"/>
         </w:rPr>
-        <w:t>60% of line-weeks: no order · 3 systems joined in SQL · stock costs 25% a year</w:t>
+        <w:t>60% of line-weeks: no order · 3 systems joined in SQL · holding stock costs 25% a year</w:t>
+      </w:r>
+    </w:p>
+    <w:p>
+      <w:pPr>
+        <w:spacing w:after="20"/>
+        <w:ind w:left="283"/>
+      </w:pPr>
+      <w:r>
+        <w:rPr>
+          <w:b w:val="0"/>
+          <w:i w:val="0"/>
+          <w:color w:val="4B5563"/>
+          <w:sz w:val="18"/>
+        </w:rPr>
+        <w:t>SKU = one product. Line = one customer buying one SKU. Holding cost = money tied up in stock, per year.</w:t>
       </w:r>
     </w:p>
     <w:p>
@@ -15495,7 +16026,7 @@
                 <w:i w:val="0"/>
                 <w:sz w:val="15"/>
               </w:rPr>
-              <w:t>3 systems joined in SQL · stock costs 25% a year</w:t>
+              <w:t>3 systems joined in SQL · holding stock costs 25% a year</w:t>
             </w:r>
           </w:p>
         </w:tc>
@@ -15746,6 +16277,21 @@
           <w:color w:val="4B5563"/>
           <w:sz w:val="18"/>
         </w:rPr>
+        <w:t>Read left to right: join three systems, forecast each customer, size a safety buffer, then buy.</w:t>
+      </w:r>
+    </w:p>
+    <w:p>
+      <w:pPr>
+        <w:spacing w:after="20"/>
+        <w:ind w:left="283"/>
+      </w:pPr>
+      <w:r>
+        <w:rPr>
+          <w:b w:val="0"/>
+          <w:i w:val="0"/>
+          <w:color w:val="4B5563"/>
+          <w:sz w:val="18"/>
+        </w:rPr>
         <w:t>[SQL · DUCKDB: 3 SOURCES orders, deliveries, reps' app → JOIN one table per line per week] → [EVERY WEEK: FORECAST will they order? how much? → SAFETY STOCK sized from past misses → ORDER-UP-TO how much to buy per SKU] → ORDER LIST ✓ 98% of orders filled ✓ half the stock cost ✓ every SKU, weekly</w:t>
       </w:r>
     </w:p>
@@ -16626,6 +17172,21 @@
           <w:color w:val="4B5563"/>
           <w:sz w:val="18"/>
         </w:rPr>
+        <w:t>Two forecasts, both held to 98% of orders filled. Less stock on the shelf is better.</w:t>
+      </w:r>
+    </w:p>
+    <w:p>
+      <w:pPr>
+        <w:spacing w:after="20"/>
+        <w:ind w:left="283"/>
+      </w:pPr>
+      <w:r>
+        <w:rPr>
+          <w:b w:val="0"/>
+          <w:i w:val="0"/>
+          <w:color w:val="4B5563"/>
+          <w:sz w:val="18"/>
+        </w:rPr>
         <w:t>Each forecast's own past misses size its buffer — a less informed forecast needs more spare stock</w:t>
       </w:r>
     </w:p>
@@ -16686,7 +17247,7 @@
           <w:color w:val="4B5563"/>
           <w:sz w:val="18"/>
         </w:rPr>
-        <w:t>Replay, 26 test weeks: −46.8% holding cost vs ETS at 98% fill. The top accuracy score picked a costlier model.</w:t>
+        <w:t>Real replay, 26 test weeks: −46.8% holding cost vs ETS (smoothed history) at 98% fill.</w:t>
       </w:r>
     </w:p>
     <w:p>
@@ -17247,113 +17808,6 @@
           <w:tcPr>
             <w:tcW w:type="dxa" w:w="850"/>
             <w:shd w:val="clear" w:color="auto" w:fill="F3F4F6"/>
-          </w:tcPr>
-          <w:p>
-            <w:pPr>
-              <w:spacing w:after="0"/>
-            </w:pPr>
-            <w:r/>
-            <w:r>
-              <w:rPr>
-                <w:b w:val="0"/>
-                <w:i w:val="0"/>
-                <w:sz w:val="15"/>
-              </w:rPr>
-              <w:t>✓</w:t>
-            </w:r>
-          </w:p>
-        </w:tc>
-      </w:tr>
-      <w:tr>
-        <w:tc>
-          <w:tcPr>
-            <w:tcW w:type="dxa" w:w="624"/>
-          </w:tcPr>
-          <w:p>
-            <w:pPr>
-              <w:spacing w:after="0"/>
-            </w:pPr>
-            <w:r/>
-            <w:r>
-              <w:rPr>
-                <w:rFonts w:ascii="JetBrains Mono" w:hAnsi="JetBrains Mono" w:eastAsia="JetBrains Mono"/>
-                <w:b w:val="0"/>
-                <w:i w:val="0"/>
-                <w:sz w:val="12"/>
-              </w:rPr>
-              <w:t>F-17</w:t>
-            </w:r>
-          </w:p>
-        </w:tc>
-        <w:tc>
-          <w:tcPr>
-            <w:tcW w:type="dxa" w:w="1928"/>
-          </w:tcPr>
-          <w:p>
-            <w:pPr>
-              <w:spacing w:after="0"/>
-            </w:pPr>
-            <w:r/>
-            <w:r>
-              <w:rPr>
-                <w:b w:val="0"/>
-                <w:i w:val="0"/>
-                <w:sz w:val="15"/>
-              </w:rPr>
-              <w:t>The top accuracy score picked a costlier model</w:t>
-            </w:r>
-          </w:p>
-        </w:tc>
-        <w:tc>
-          <w:tcPr>
-            <w:tcW w:type="dxa" w:w="3402"/>
-          </w:tcPr>
-          <w:p>
-            <w:pPr>
-              <w:spacing w:after="0"/>
-            </w:pPr>
-            <w:r/>
-            <w:r>
-              <w:rPr>
-                <w:rFonts w:ascii="JetBrains Mono" w:hAnsi="JetBrains Mono" w:eastAsia="JetBrains Mono"/>
-                <w:b w:val="0"/>
-                <w:i w:val="0"/>
-                <w:sz w:val="12"/>
-              </w:rPr>
-              <w:t>outputs/accuracy.csv (h=1 accuracy_pair); outputs/inventory.csv</w:t>
-            </w:r>
-            <w:r>
-              <w:rPr>
-                <w:b w:val="0"/>
-                <w:i w:val="0"/>
-                <w:sz w:val="15"/>
-              </w:rPr>
-              <w:t xml:space="preserve"> · lgbm_point has max accuracy_pair and higher holding cost than the other boosted models</w:t>
-            </w:r>
-          </w:p>
-        </w:tc>
-        <w:tc>
-          <w:tcPr>
-            <w:tcW w:type="dxa" w:w="3061"/>
-          </w:tcPr>
-          <w:p>
-            <w:pPr>
-              <w:spacing w:after="0"/>
-            </w:pPr>
-            <w:r/>
-            <w:r>
-              <w:rPr>
-                <w:b w:val="0"/>
-                <w:i w:val="0"/>
-                <w:sz w:val="15"/>
-              </w:rPr>
-              <w:t>argmax accuracy = lgbm_point; its holding cost &gt; each of the other three boosted models</w:t>
-            </w:r>
-          </w:p>
-        </w:tc>
-        <w:tc>
-          <w:tcPr>
-            <w:tcW w:type="dxa" w:w="850"/>
           </w:tcPr>
           <w:p>
             <w:pPr>
@@ -17421,7 +17875,7 @@
           <w:i w:val="0"/>
           <w:sz w:val="18"/>
         </w:rPr>
-        <w:t>To change this slide: Markup under #ex-b in compositions/explainer.html; footnote figures are F-16 and F-17.</w:t>
+        <w:t>To change this slide: Markup under #ex-b in compositions/explainer.html; footnote figure is F-16.</w:t>
       </w:r>
     </w:p>
     <w:p>
@@ -17551,6 +18005,21 @@
           <w:color w:val="4B5563"/>
           <w:sz w:val="18"/>
         </w:rPr>
+        <w:t>Each box is a file in the repo. Data flows left to right into one weekly stock order; the band below scores it.</w:t>
+      </w:r>
+    </w:p>
+    <w:p>
+      <w:pPr>
+        <w:spacing w:after="20"/>
+        <w:ind w:left="283"/>
+      </w:pPr>
+      <w:r>
+        <w:rPr>
+          <w:b w:val="0"/>
+          <w:i w:val="0"/>
+          <w:color w:val="4B5563"/>
+          <w:sz w:val="18"/>
+        </w:rPr>
         <w:t>① SOURCES data.py: sales_orders (ERP · 604,527 lines), shipments (WMS/TMS · 592,904), field_app_events (reps' app · 279,330), customers · skus (400 · 150 rows) → parquet</w:t>
       </w:r>
     </w:p>
@@ -17566,7 +18035,7 @@
           <w:color w:val="4B5563"/>
           <w:sz w:val="18"/>
         </w:rPr>
-        <w:t>② SQL FEATURE LAYER pipeline.py · DuckDB: 01_staging.sql Clean + dedupe (−11,623 cancelled lines, −8,136 API retries) → 02_panel.sql Weekly panel (zero weeks made explicit) → 03_features.sql Features as of week t (lags · app · logistics) → 1 row / line / week → features (1,337,363 line-weeks) → panel</w:t>
+        <w:t>② SQL FEATURE LAYER pipeline.py · DuckDB: 01_staging.sql Clean + dedupe (−11,623 cancelled, −8,136 API retries) → 02_panel.sql Weekly panel (every zero week kept) → 03_features.sql Features as of week t (lags · app · logistics) → 1 row / line / week → features (1,337,363 line-weeks) → panel</w:t>
       </w:r>
     </w:p>
     <w:p>
@@ -17581,7 +18050,7 @@
           <w:color w:val="4B5563"/>
           <w:sz w:val="18"/>
         </w:rPr>
-        <w:t>③ MODELS: models.py · TwoStage Two-stage forecast P(order) × E[qty|order], LightGBM · XGBoost, 1 and 2 weeks ahead, fit on 916,478 rows; models.py Tweedie, one stage (challenger); baseline.py ETS per line + 4-week moving avg → F₁, F₂</w:t>
+        <w:t>③ MODELS: models.py · TwoStage Two-stage forecast P(order) × E[qty], order? × how many, LightGBM · XGBoost, 1 and 2 weeks ahead, fit on 916,478 rows; models.py Tweedie, one stage (challenger); baseline.py ETS per line + 4-week moving avg → F₁, F₂</w:t>
       </w:r>
     </w:p>
     <w:p>
@@ -17596,7 +18065,7 @@
           <w:color w:val="4B5563"/>
           <w:sz w:val="18"/>
         </w:rPr>
-        <w:t>④ DECISION inventory.py Order-up-to policy S = F₁ + F₂ + z·σ, Σ lines → SKU · 1-wk lead, ◆ z_for_fill_rate(), bisect z until 98% fill → order qty → cli.py outputs/ (inventory.csv, accuracy.csv, results.md); z = NaN → evaluate.py fixed z = 1.65 (fallback)</w:t>
+        <w:t>④ DECISION inventory.py Order-up-to policy S = F₁ + F₂ + z·σ, per SKU · 1-week lead, ◆ z_for_fill_rate(), raise buffer to 98% fill → order qty → cli.py outputs/ (inventory.csv, accuracy.csv, results.md); if no z → evaluate.py fixed z = 1.65 (fallback)</w:t>
       </w:r>
     </w:p>
     <w:p>
@@ -17611,7 +18080,7 @@
           <w:color w:val="4B5563"/>
           <w:sz w:val="18"/>
         </w:rPr>
-        <w:t>⑤ evaluate.py · metrics.py Backtest: train | val 13 wk | test 26 wk · 1 − WAPE · bias · fill · holding cost · ablation ×3 · 523 s full run; test forecasts in, σ / SKU fed back to the policy</w:t>
+        <w:t>⑤ evaluate.py · metrics.py Backtest: train | val 13 wk | test 26 wk · accuracy · bias · fill · holding cost · 3 source tests · 523 s full run; test forecasts in, error / SKU fed back to the policy</w:t>
       </w:r>
     </w:p>
     <w:p>
@@ -19211,7 +19680,7 @@
           <w:color w:val="4B5563"/>
           <w:sz w:val="18"/>
         </w:rPr>
-        <w:t>One SKU, 26 held-out weeks: who saw the orders coming? · SKU S0032 · all customer lines summed · forecast made one week ahead · bars = what customers ordered, lines = two-stage LightGBM, ETS</w:t>
+        <w:t>One SKU, 26 held-out weeks: who saw the orders coming? · One product (SKU S0032), all customers added up, forecast one week ahead. The line closer to the bars is better. · bars = what customers ordered, lines = two-stage LightGBM, ETS</w:t>
       </w:r>
     </w:p>
     <w:p>
@@ -19226,7 +19695,7 @@
           <w:color w:val="4B5563"/>
           <w:sz w:val="18"/>
         </w:rPr>
-        <w:t>All 150 SKUs, both tuned to fill 98%: stock on the shelf. · value of stock after each week's orders, test weeks after warm-up</w:t>
+        <w:t>All 150 SKUs, both tuned to fill 98%: stock on the shelf. · Value of stock held each week, both forecasts at the same 98% fill. Lower is better: less cash on the shelf.</w:t>
       </w:r>
     </w:p>
     <w:p>
@@ -20106,7 +20575,22 @@
           <w:color w:val="4B5563"/>
           <w:sz w:val="18"/>
         </w:rPr>
-        <w:t>REPLENISHMENT ORDER LIST · FRI 2025-09-26 · ARRIVES MON 2025-10-06 — columns SKU, CATEGORY, ON HAND, IN TRANSIT, NEED 2 WK, SAFETY, ORDER, BUYERS</w:t>
+        <w:t>One Friday's real order list from the repo. ORDER = units to buy now; a green tick = every customer order filled.</w:t>
+      </w:r>
+    </w:p>
+    <w:p>
+      <w:pPr>
+        <w:spacing w:after="20"/>
+        <w:ind w:left="283"/>
+      </w:pPr>
+      <w:r>
+        <w:rPr>
+          <w:b w:val="0"/>
+          <w:i w:val="0"/>
+          <w:color w:val="4B5563"/>
+          <w:sz w:val="18"/>
+        </w:rPr>
+        <w:t>REPLENISHMENT ORDER LIST · FRI 2025-09-26 · ARRIVES MON 2025-10-06 — columns SKU, CATEGORY, ON HAND, INBOUND, NEED 2 WK, SAFETY, ORDER, BUYERS</w:t>
       </w:r>
     </w:p>
     <w:p>
@@ -20211,7 +20695,7 @@
           <w:color w:val="4B5563"/>
           <w:sz w:val="18"/>
         </w:rPr>
-        <w:t>+ 144 more SKUs · BUYERS = customers likely to order next week, Σ P(order) · ✓ 145 of 150 SKUs to order · 814,648 at cost · stocked for 98% fill</w:t>
+        <w:t>+ 144 more SKUs · BUYERS = likely buyers next week / all buyers · ✓ 145 of 150 SKUs to order · 814,648 at cost · stocked for 98% fill</w:t>
       </w:r>
     </w:p>
     <w:p>
@@ -20226,7 +20710,7 @@
           <w:color w:val="4B5563"/>
           <w:sz w:val="18"/>
         </w:rPr>
-        <w:t>PLANNER → WAREHOUSE · on hand · in transit · this order · S · arrives Oct 6 · ✓ week of Sep 29: every order on these 6 SKUs filled</w:t>
+        <w:t>PLANNER → WAREHOUSE · on hand · in transit · this order · S · arrives Oct 6 · ✓ week of Sep 29: all orders on these 6 filled</w:t>
       </w:r>
     </w:p>
     <w:p>
@@ -21353,6 +21837,21 @@
           <w:color w:val="4B5563"/>
           <w:sz w:val="18"/>
         </w:rPr>
+        <w:t>Two-stage LightGBM vs ETS, the smoothed-history baseline. Cost: lower is better; the other three: higher is better.</w:t>
+      </w:r>
+    </w:p>
+    <w:p>
+      <w:pPr>
+        <w:spacing w:after="20"/>
+        <w:ind w:left="283"/>
+      </w:pPr>
+      <w:r>
+        <w:rPr>
+          <w:b w:val="0"/>
+          <w:i w:val="0"/>
+          <w:color w:val="4B5563"/>
+          <w:sz w:val="18"/>
+        </w:rPr>
         <w:t>INVENTORY −46.8% holding cost / yr at 98% fill · 242,371 → 129,047</w:t>
       </w:r>
     </w:p>
@@ -21368,7 +21867,7 @@
           <w:color w:val="4B5563"/>
           <w:sz w:val="18"/>
         </w:rPr>
-        <w:t>FORECAST 0.808 SKU-level accuracy, 1 − WAPE · ETS 0.704</w:t>
+        <w:t>FORECAST 0.808 accuracy per SKU, a week ahead · ETS 0.704</w:t>
       </w:r>
     </w:p>
     <w:p>
@@ -21383,7 +21882,7 @@
           <w:color w:val="4B5563"/>
           <w:sz w:val="18"/>
         </w:rPr>
-        <w:t>INVENTORY 97.1% orders filled at the textbook z = 1.65 · ETS 94.8%</w:t>
+        <w:t>INVENTORY 97.1% orders filled with the textbook buffer (z = 1.65) · ETS 94.8%</w:t>
       </w:r>
     </w:p>
     <w:p>
@@ -21398,7 +21897,7 @@
           <w:color w:val="4B5563"/>
           <w:sz w:val="18"/>
         </w:rPr>
-        <w:t>FORECAST 0.830 AUC: will this line order next week? · rank by ETS level 0.582</w:t>
+        <w:t>FORECAST 0.830 spots next week's buyers (AUC) · rank by ETS level 0.582</w:t>
       </w:r>
     </w:p>
     <w:p>
@@ -21413,7 +21912,7 @@
           <w:color w:val="4B5563"/>
           <w:sz w:val="18"/>
         </w:rPr>
-        <w:t>two-stage LightGBM vs ETS · 400 customers · 150 SKUs · one backtest split, so no interval</w:t>
+        <w:t>Accuracy = 1 − error as a share of orders. AUC: 0.5 = a coin flip, 1 = perfect. One backtest split, so no error bars.</w:t>
       </w:r>
     </w:p>
     <w:p>
@@ -22380,7 +22879,7 @@
         <w:pStyle w:val="Heading3"/>
       </w:pPr>
       <w:r>
-        <w:t>Slide 09: What didn't win</w:t>
+        <w:t>Slide 09: Lesson and fix</w:t>
       </w:r>
     </w:p>
     <w:p>
@@ -22391,7 +22890,7 @@
           <w:color w:val="4B5563"/>
           <w:sz w:val="18"/>
         </w:rPr>
-        <w:t xml:space="preserve">75.8-82.0 s · composition </w:t>
+        <w:t xml:space="preserve">75.8-84.8 s · composition </w:t>
       </w:r>
       <w:r>
         <w:rPr>
@@ -22467,7 +22966,7 @@
           <w:color w:val="4B5563"/>
           <w:sz w:val="18"/>
         </w:rPr>
-        <w:t>09 · WHAT DIDN'T WIN</w:t>
+        <w:t>09 · LESSON AND FIX</w:t>
       </w:r>
     </w:p>
     <w:p>
@@ -22482,7 +22981,7 @@
           <w:color w:val="4B5563"/>
           <w:sz w:val="18"/>
         </w:rPr>
-        <w:t>The best accuracy score picked a costlier model.</w:t>
+        <w:t>Accuracy rewards guessing zero. So I score the stock.</w:t>
       </w:r>
     </w:p>
     <w:p>
@@ -22497,7 +22996,7 @@
           <w:color w:val="4B5563"/>
           <w:sz w:val="18"/>
         </w:rPr>
-        <w:t>Holding cost per year to reach 98% fill (line-level accuracy under each name)</w:t>
+        <w:t>The same three forecasts, one week ahead, scored two ways. Accuracy: higher is better. Stock cost: lower is better.</w:t>
       </w:r>
     </w:p>
     <w:p>
@@ -22512,7 +23011,7 @@
           <w:color w:val="4B5563"/>
           <w:sz w:val="18"/>
         </w:rPr>
-        <w:t>Tweedie, one stage (accuracy 0.118) 123,907 · XGBoost two-stage (0.120) 124,338 · LightGBM two-stage (0.121) 129,047 · "Point" forecast (best accuracy 0.214) 136,464</w:t>
+        <w:t>THE LESSON · Guessing zero wins on line accuracy · Line accuracy: 1 − error share, per customer per SKU · Point forecast (guesses zero if unsure) 0.214 TRAP · LightGBM (two-stage model) 0.121 · Tweedie (one-stage model) 0.118 · Picking on this score would choose a forecast that orders 14% too little in total.</w:t>
       </w:r>
     </w:p>
     <w:p>
@@ -22527,7 +23026,22 @@
           <w:color w:val="4B5563"/>
           <w:sz w:val="18"/>
         </w:rPr>
-        <w:t>Also: the two-stage split did not earn its keep. One Tweedie model tied it; it stays only because P(order) is a number a rep can act on.</w:t>
+        <w:t>THE FIX, IN THE REPO · Score each forecast by its stock bill · Holding cost a year, each buffered to fill 98% · Tweedie (one-stage model) 123,907 · LightGBM (two-stage model) 129,047 · Point forecast (the accuracy leader) 136,464 LAST · The code gives each forecast the buffer that fills 98%, then compares cost. The accuracy leader costs the most.</w:t>
+      </w:r>
+    </w:p>
+    <w:p>
+      <w:pPr>
+        <w:spacing w:after="20"/>
+        <w:ind w:left="283"/>
+      </w:pPr>
+      <w:r>
+        <w:rPr>
+          <w:b w:val="0"/>
+          <w:i w:val="0"/>
+          <w:color w:val="4B5563"/>
+          <w:sz w:val="18"/>
+        </w:rPr>
+        <w:t>PAYOFF · Holding cost a year at 98% fill: LightGBM two-stage 129,047 vs ETS (smoothed history) 242,371 · −46.8%</w:t>
       </w:r>
     </w:p>
     <w:p>
@@ -22703,7 +23217,7 @@
                 <w:i w:val="0"/>
                 <w:sz w:val="15"/>
               </w:rPr>
-              <w:t>The top accuracy score picked a costlier model</w:t>
+              <w:t>The accuracy leader costs the most.</w:t>
             </w:r>
           </w:p>
         </w:tc>
@@ -22812,7 +23326,7 @@
                 <w:i w:val="0"/>
                 <w:sz w:val="15"/>
               </w:rPr>
-              <w:t>123,907 · 124,338 · 129,047 · 136,464</w:t>
+              <w:t>123,907 · 129,047 · 136,464</w:t>
             </w:r>
           </w:p>
         </w:tc>
@@ -22922,7 +23436,7 @@
                 <w:i w:val="0"/>
                 <w:sz w:val="15"/>
               </w:rPr>
-              <w:t>0.118 · 0.120 · 0.121 · 0.214</w:t>
+              <w:t>0.214 · 0.121 · 0.118</w:t>
             </w:r>
           </w:p>
         </w:tc>
@@ -23031,7 +23545,7 @@
                 <w:i w:val="0"/>
                 <w:sz w:val="15"/>
               </w:rPr>
-              <w:t>826 / 829 / 860 / 910 px</w:t>
+              <w:t>189 / 106 / 104 px · 195 / 203 / 214 px</w:t>
             </w:r>
           </w:p>
         </w:tc>
@@ -23080,7 +23594,7 @@
                 <w:i w:val="0"/>
                 <w:sz w:val="15"/>
               </w:rPr>
-              <w:t>round(cost / 150)</w:t>
+              <w:t>round(acc x 880); round(cost x 220 / 140,000)</w:t>
             </w:r>
           </w:p>
         </w:tc>
@@ -23141,7 +23655,7 @@
                 <w:i w:val="0"/>
                 <w:sz w:val="15"/>
               </w:rPr>
-              <w:t>One Tweedie model tied it; it stays only because P(order) is a number a rep can act on</w:t>
+              <w:t>orders 14% too little in total</w:t>
             </w:r>
           </w:p>
         </w:tc>
@@ -23161,7 +23675,7 @@
                 <w:i w:val="0"/>
                 <w:sz w:val="12"/>
               </w:rPr>
-              <w:t>README 'The result' point 3</w:t>
+              <w:t>outputs/accuracy.csv</w:t>
             </w:r>
             <w:r>
               <w:rPr>
@@ -23169,7 +23683,7 @@
                 <w:i w:val="0"/>
                 <w:sz w:val="15"/>
               </w:rPr>
-              <w:t xml:space="preserve"> · README</w:t>
+              <w:t xml:space="preserve"> · horizon=1, method=lgbm_point, bias_pair = -0.1406</w:t>
             </w:r>
           </w:p>
         </w:tc>
@@ -23188,7 +23702,226 @@
                 <w:i w:val="0"/>
                 <w:sz w:val="15"/>
               </w:rPr>
+              <w:t>bias = (sum forecast - sum actual) / sum actual (metrics.bias); -0.1406 shown as 14% too little</w:t>
+            </w:r>
+          </w:p>
+        </w:tc>
+        <w:tc>
+          <w:tcPr>
+            <w:tcW w:type="dxa" w:w="850"/>
+          </w:tcPr>
+          <w:p>
+            <w:pPr>
+              <w:spacing w:after="0"/>
+            </w:pPr>
+            <w:r/>
+            <w:r>
+              <w:rPr>
+                <w:b w:val="0"/>
+                <w:i w:val="0"/>
+                <w:sz w:val="15"/>
+              </w:rPr>
+              <w:t>✓</w:t>
+            </w:r>
+          </w:p>
+        </w:tc>
+      </w:tr>
+      <w:tr>
+        <w:tc>
+          <w:tcPr>
+            <w:tcW w:type="dxa" w:w="624"/>
+            <w:shd w:val="clear" w:color="auto" w:fill="F3F4F6"/>
+          </w:tcPr>
+          <w:p>
+            <w:pPr>
+              <w:spacing w:after="0"/>
+            </w:pPr>
+            <w:r/>
+            <w:r>
+              <w:rPr>
+                <w:rFonts w:ascii="JetBrains Mono" w:hAnsi="JetBrains Mono" w:eastAsia="JetBrains Mono"/>
+                <w:b w:val="0"/>
+                <w:i w:val="0"/>
+                <w:sz w:val="12"/>
+              </w:rPr>
+              <w:t>F-51</w:t>
+            </w:r>
+          </w:p>
+        </w:tc>
+        <w:tc>
+          <w:tcPr>
+            <w:tcW w:type="dxa" w:w="1928"/>
+            <w:shd w:val="clear" w:color="auto" w:fill="F3F4F6"/>
+          </w:tcPr>
+          <w:p>
+            <w:pPr>
+              <w:spacing w:after="0"/>
+            </w:pPr>
+            <w:r/>
+            <w:r>
+              <w:rPr>
+                <w:b w:val="0"/>
+                <w:i w:val="0"/>
+                <w:sz w:val="15"/>
+              </w:rPr>
+              <w:t>The code gives each forecast the buffer that fills 98%, then compares cost.</w:t>
+            </w:r>
+          </w:p>
+        </w:tc>
+        <w:tc>
+          <w:tcPr>
+            <w:tcW w:type="dxa" w:w="3402"/>
+            <w:shd w:val="clear" w:color="auto" w:fill="F3F4F6"/>
+          </w:tcPr>
+          <w:p>
+            <w:pPr>
+              <w:spacing w:after="0"/>
+            </w:pPr>
+            <w:r/>
+            <w:r>
+              <w:rPr>
+                <w:rFonts w:ascii="JetBrains Mono" w:hAnsi="JetBrains Mono" w:eastAsia="JetBrains Mono"/>
+                <w:b w:val="0"/>
+                <w:i w:val="0"/>
+                <w:sz w:val="12"/>
+              </w:rPr>
+              <w:t>src/order_forecast/inventory.py (z_for_fill_rate); src/order_forecast/evaluate.py (inventory_table, holding_cost_matched_fill); config.py TARGET_FILL_RATE; tests/test_inventory.py::test_matched_z_reaches_the_target_fill_rate; docs/adr/0001</w:t>
+            </w:r>
+            <w:r>
+              <w:rPr>
+                <w:b w:val="0"/>
+                <w:i w:val="0"/>
+                <w:sz w:val="15"/>
+              </w:rPr>
+              <w:t xml:space="preserve"> · -</w:t>
+            </w:r>
+          </w:p>
+        </w:tc>
+        <w:tc>
+          <w:tcPr>
+            <w:tcW w:type="dxa" w:w="3061"/>
+            <w:shd w:val="clear" w:color="auto" w:fill="F3F4F6"/>
+          </w:tcPr>
+          <w:p>
+            <w:pPr>
+              <w:spacing w:after="0"/>
+            </w:pPr>
+            <w:r/>
+            <w:r>
+              <w:rPr>
+                <w:b w:val="0"/>
+                <w:i w:val="0"/>
+                <w:sz w:val="15"/>
+              </w:rPr>
               <w:t>-</w:t>
+            </w:r>
+          </w:p>
+        </w:tc>
+        <w:tc>
+          <w:tcPr>
+            <w:tcW w:type="dxa" w:w="850"/>
+            <w:shd w:val="clear" w:color="auto" w:fill="F3F4F6"/>
+          </w:tcPr>
+          <w:p>
+            <w:pPr>
+              <w:spacing w:after="0"/>
+            </w:pPr>
+            <w:r/>
+            <w:r>
+              <w:rPr>
+                <w:b w:val="0"/>
+                <w:i w:val="0"/>
+                <w:sz w:val="15"/>
+              </w:rPr>
+              <w:t>✓</w:t>
+            </w:r>
+          </w:p>
+        </w:tc>
+      </w:tr>
+      <w:tr>
+        <w:tc>
+          <w:tcPr>
+            <w:tcW w:type="dxa" w:w="624"/>
+          </w:tcPr>
+          <w:p>
+            <w:pPr>
+              <w:spacing w:after="0"/>
+            </w:pPr>
+            <w:r/>
+            <w:r>
+              <w:rPr>
+                <w:rFonts w:ascii="JetBrains Mono" w:hAnsi="JetBrains Mono" w:eastAsia="JetBrains Mono"/>
+                <w:b w:val="0"/>
+                <w:i w:val="0"/>
+                <w:sz w:val="12"/>
+              </w:rPr>
+              <w:t>F-52</w:t>
+            </w:r>
+          </w:p>
+        </w:tc>
+        <w:tc>
+          <w:tcPr>
+            <w:tcW w:type="dxa" w:w="1928"/>
+          </w:tcPr>
+          <w:p>
+            <w:pPr>
+              <w:spacing w:after="0"/>
+            </w:pPr>
+            <w:r/>
+            <w:r>
+              <w:rPr>
+                <w:b w:val="0"/>
+                <w:i w:val="0"/>
+                <w:sz w:val="15"/>
+              </w:rPr>
+              <w:t>129,047 vs ETS (smoothed history) 242,371 · −46.8%</w:t>
+            </w:r>
+          </w:p>
+        </w:tc>
+        <w:tc>
+          <w:tcPr>
+            <w:tcW w:type="dxa" w:w="3402"/>
+          </w:tcPr>
+          <w:p>
+            <w:pPr>
+              <w:spacing w:after="0"/>
+            </w:pPr>
+            <w:r/>
+            <w:r>
+              <w:rPr>
+                <w:rFonts w:ascii="JetBrains Mono" w:hAnsi="JetBrains Mono" w:eastAsia="JetBrains Mono"/>
+                <w:b w:val="0"/>
+                <w:i w:val="0"/>
+                <w:sz w:val="12"/>
+              </w:rPr>
+              <w:t>outputs/inventory.csv</w:t>
+            </w:r>
+            <w:r>
+              <w:rPr>
+                <w:b w:val="0"/>
+                <w:i w:val="0"/>
+                <w:sz w:val="15"/>
+              </w:rPr>
+              <w:t xml:space="preserve"> · holding_cost_matched_fill</w:t>
+            </w:r>
+          </w:p>
+        </w:tc>
+        <w:tc>
+          <w:tcPr>
+            <w:tcW w:type="dxa" w:w="3061"/>
+          </w:tcPr>
+          <w:p>
+            <w:pPr>
+              <w:spacing w:after="0"/>
+            </w:pPr>
+            <w:r/>
+            <w:r>
+              <w:rPr>
+                <w:b w:val="0"/>
+                <w:i w:val="0"/>
+                <w:sz w:val="15"/>
+              </w:rPr>
+              <w:t>(129,047 - 242,371) / 242,371 x 100 = -46.76%</w:t>
             </w:r>
           </w:p>
         </w:tc>
@@ -23225,7 +23958,7 @@
           <w:i w:val="0"/>
           <w:sz w:val="18"/>
         </w:rPr>
-        <w:t>Assumptions: A-03, A-05, A-06, A-07, A-09</w:t>
+        <w:t>Assumptions: A-03, A-04, A-05, A-06, A-07, A-09</w:t>
       </w:r>
     </w:p>
     <w:p>
@@ -23252,7 +23985,21 @@
           <w:i w:val="0"/>
           <w:sz w:val="18"/>
         </w:rPr>
-        <w:t>• Bar lengths: 1,000 px track = 150,000 (F-46).</w:t>
+        <w:t>• Bars: grey = options being compared, mint = the forecasts the stock score keeps; coral only on the TRAP label. Each panel has its own scale because the units differ (F-46).</w:t>
+      </w:r>
+    </w:p>
+    <w:p>
+      <w:pPr>
+        <w:spacing w:after="20"/>
+        <w:ind w:left="283"/>
+      </w:pPr>
+      <w:r>
+        <w:rPr>
+          <w:b w:val="0"/>
+          <w:i w:val="0"/>
+          <w:sz w:val="18"/>
+        </w:rPr>
+        <w:t>• The 'point' forecast is the repo's diagnostic variant (zero unless P(order) &gt;= 0.5, evaluate.py), kept to show what line accuracy rewards; 'guesses zero if unsure' is a plain reading of that rule.</w:t>
       </w:r>
     </w:p>
     <w:p>
@@ -23262,7 +24009,7 @@
           <w:i w:val="0"/>
           <w:sz w:val="18"/>
         </w:rPr>
-        <w:t>To change this slide: Rows #twist-r1..r4 (bar widths are inline styles) in compositions/s06-twist.html.</w:t>
+        <w:t>To change this slide: Panels #twist-left / #twist-right and the payoff strip in compositions/s06-twist.html; bar widths are inline styles (F-46).</w:t>
       </w:r>
     </w:p>
     <w:p>
@@ -23286,7 +24033,7 @@
           <w:color w:val="4B5563"/>
           <w:sz w:val="18"/>
         </w:rPr>
-        <w:t xml:space="preserve">81.6-86.0 s · composition </w:t>
+        <w:t xml:space="preserve">84.4-88.8 s · composition </w:t>
       </w:r>
       <w:r>
         <w:rPr>
@@ -23427,6 +24174,21 @@
     </w:p>
     <w:p>
       <w:pPr>
+        <w:spacing w:after="20"/>
+        <w:ind w:left="283"/>
+      </w:pPr>
+      <w:r>
+        <w:rPr>
+          <w:b w:val="0"/>
+          <w:i w:val="0"/>
+          <w:color w:val="4B5563"/>
+          <w:sz w:val="18"/>
+        </w:rPr>
+        <w:t>One command rebuilds every table the numbers in this video come from.</w:t>
+      </w:r>
+    </w:p>
+    <w:p>
+      <w:pPr>
         <w:spacing w:after="40"/>
       </w:pPr>
       <w:r>
@@ -25139,6 +25901,34 @@
           <w:sz w:val="19"/>
         </w:rPr>
         <w:t>• Money figures are in generated currency units (A-07).</w:t>
+      </w:r>
+    </w:p>
+    <w:p>
+      <w:pPr>
+        <w:spacing w:after="40"/>
+        <w:ind w:left="227"/>
+      </w:pPr>
+      <w:r>
+        <w:rPr>
+          <w:b w:val="0"/>
+          <w:i w:val="0"/>
+          <w:sz w:val="19"/>
+        </w:rPr>
+        <w:t>• Slide 09 no longer shows that the two-stage split only ties a single-stage Tweedie model (123,907 vs 129,047 a year at 98% fill; XGBoost two-stage 124,338), nor that it is kept because P(order) is a number a rep can act on. README 'At a glance' (What didn't win) and 'The result' still report both.</w:t>
+      </w:r>
+    </w:p>
+    <w:p>
+      <w:pPr>
+        <w:spacing w:after="40"/>
+        <w:ind w:left="227"/>
+      </w:pPr>
+      <w:r>
+        <w:rPr>
+          <w:b w:val="0"/>
+          <w:i w:val="0"/>
+          <w:sz w:val="19"/>
+        </w:rPr>
+        <w:t>• Slide 09 marks no single model PICKED: the three boosted mean forecasts tie within about 4% on holding cost (one split), so the right panel shows the two shown boosted rows in mint and the accuracy leader last. The repo's deciding number (holding cost at matched fill) is what rejects the point forecast.</w:t>
       </w:r>
     </w:p>
     <w:p>
